--- a/trse_outputs/manuscript.docx
+++ b/trse_outputs/manuscript.docx
@@ -167,7 +167,7 @@
         <w:pStyle w:val="FirstParagraph"/>
       </w:pPr>
       <w:r>
-        <w:t xml:space="preserve">Historical perspective taking (HPT) is a core competence in history education, yet the validity of instruments designed to measure it remains underexplored. A key threat to validity is construct-irrelevant variance: the possibility that students’ ideological attitudes, rather than their disciplinary reasoning, drive their HPT scores. This study establishes boundary conditions for a widely used HPT instrument (Hartmann &amp; Hasselhorn, 2008) by examining ideological heterogeneity as a validity threat, with a sample of 293 Czech secondary students (lower- and upper-secondary; základní školy and gymnázia) across 10 schools and 20 classrooms. We administered measures of HPT, right-authoritarian ideology (FR-LF mini), authoritarianism (KSA-3), historical knowledge, and social desirability. Using multilevel models with school and classroom random intercepts, differential item functioning (DIF) analysis, and multi-group confirmatory factor analysis (MG-CFA), we tested two preregistered hypotheses: (H1) that right-authoritarian attitudes predict higher HPT scores, and (H2) that this effect persists after controlling for knowledge and social desirability. Neither hypothesis was supported. Zero-order correlations between ideology and HPT were negligible (</w:t>
+        <w:t xml:space="preserve">Historical perspective taking (HPT) is a core competence in history education, yet the validity of instruments designed to measure it remains underexplored. A key threat to validity is construct-irrelevant variance: the possibility that students’ ideological attitudes, rather than their disciplinary reasoning, drive their HPT scores. This study establishes boundary conditions for a widely used HPT instrument (Hartmann &amp; Hasselhorn, 2008) by examining ideological heterogeneity as a validity threat, with a sample of 293 Czech secondary students (lower- and upper-secondary) across 10 schools and 20 classrooms. We administered measures of HPT, right-authoritarian ideology (FR-LF mini), authoritarianism (KSA-3), historical knowledge, and social desirability. Using multilevel models with school and classroom random intercepts, differential item functioning (DIF) analysis, and multi-group confirmatory factor analysis (MG-CFA), we tested two preregistered hypotheses: (H1) that right-authoritarian attitudes predict higher HPT scores, and (H2) that this effect persists after controlling for knowledge and social desirability. Neither hypothesis was supported. Zero-order correlations between ideology and HPT were negligible (</w:t>
       </w:r>
       <w:r>
         <w:rPr>
@@ -875,7 +875,7 @@
         <w:pStyle w:val="BodyText"/>
       </w:pPr>
       <w:r>
-        <w:t xml:space="preserve">Czech adolescents are exposed to narratives about totalitarianism through the national curriculum, family memory, and public discourse, making the relationship between ideological attitudes and historical reasoning both educationally relevant and socially significant. At the same time, the Czech adaptation of the Hartmann and Hasselhorn instrument has not previously been subjected to the kind of validity stress-test that the present study undertakes.</w:t>
+        <w:t xml:space="preserve">Czech adolescents are exposed to narratives about totalitarianism through the national curriculum, family memory, and public discourse, making the relationship between ideological attitudes and historical reasoning both educationally relevant and socially significant. For an international readership, it is worth noting that the Weimar Republic unit holds particular resonance in Czech classrooms because it connects directly to subsequent Czech historical experience: the 1938 Munich Agreement, the cession of the Sudetenland, and the Nazi occupation of 1939–1945. Czech students encounter this material not as distant European history but as the immediate precursor to their own national trauma, which may amplify both the emotional salience and the curricular depth of the content. At the same time, the Czech adaptation of the Hartmann and Hasselhorn instrument has not previously been subjected to the kind of validity stress-test that the present study undertakes.</w:t>
       </w:r>
     </w:p>
     <w:p>
@@ -942,7 +942,7 @@
         <w:t xml:space="preserve"> </w:t>
       </w:r>
       <w:r>
-        <w:t xml:space="preserve">= 206, 70.3%) school levels, drawn from comprehensive lower-secondary schools (základní školy) and gymnázia (four-year and multi-year). The inclusion criterion was completion of the relevant curricular unit on the interwar period — covering the Weimar Republic, the rise of extremist movements, and political polarization in 1920s–1930s Europe — irrespective of school type or exact grade level. Schools were drawn from five Czech regions (Praha:</w:t>
+        <w:t xml:space="preserve">= 206, 70.3%) school levels, drawn from lower-secondary schools (základní školy) and upper-secondary schools. The inclusion criterion was completion of the relevant curricular unit on the interwar period — covering the Weimar Republic, the rise of extremist movements, and political polarization in 1920s–1930s Europe — irrespective of school type or exact grade level. Schools were drawn from five Czech regions (Praha:</w:t>
       </w:r>
       <w:r>
         <w:t xml:space="preserve"> </w:t>
@@ -1099,7 +1099,7 @@
         <w:t xml:space="preserve"> </w:t>
       </w:r>
       <w:r>
-        <w:t xml:space="preserve">= 289) on the Czech grading scale where 1 = excellent and 5 = failing, indicating above-average subject-area preparation, consistent with the selective academic profile of the gymnázium-majority sample. Socioeconomic background and parental education were not collected. After excluding cases with missing cluster identifiers (</w:t>
+        <w:t xml:space="preserve">= 289) on the Czech grading scale where 1 = excellent and 5 = failing, indicating above-average subject-area preparation, consistent with the upper-secondary-majority composition of the sample. Socioeconomic background and parental education were not collected. After excluding cases with missing cluster identifiers (</w:t>
       </w:r>
       <w:r>
         <w:rPr>
@@ -1120,7 +1120,7 @@
         <w:pStyle w:val="BodyText"/>
       </w:pPr>
       <w:r>
-        <w:t xml:space="preserve">Schools were recruited through convenience sampling stratified by Czech region and school type. A formal comparison against national school population distributions was not conducted; the sample over-represents gymnázium students relative to the national composition of the relevant age cohort and should not be treated as a probability sample of Czech adolescents. Sample size was determined by an a priori power analysis specified in the preregistered protocol (OSF: https://osf.io/yng37/), targeting 80% power to detect standardized ideology effects of β ≥ .15 in a two-level multilevel model; the achieved</w:t>
+        <w:t xml:space="preserve">Schools were recruited through convenience sampling stratified by Czech region and school type. A formal comparison against national school population distributions was not conducted; the sample over-represents upper-secondary students relative to the national composition of the relevant age cohort and should not be treated as a probability sample of Czech adolescents. Sample size was determined by an a priori power analysis specified in the preregistered protocol (OSF: https://osf.io/yng37/), targeting 80% power to detect standardized ideology effects of β ≥ .15 in a two-level multilevel model; the achieved</w:t>
       </w:r>
       <w:r>
         <w:t xml:space="preserve"> </w:t>
@@ -3136,7 +3136,7 @@
           <w:bCs/>
           <w:b/>
         </w:rPr>
-        <w:t xml:space="preserve">Figure 3</w:t>
+        <w:t xml:space="preserve">Figure 2</w:t>
       </w:r>
       <w:r>
         <w:t xml:space="preserve"> </w:t>
@@ -6035,7 +6035,7 @@
         <w:pStyle w:val="BodyText"/>
       </w:pPr>
       <w:r>
-        <w:t xml:space="preserve">Figure 2 visualizes the primary invariance results through factor loadings (Panel A) and IRT item parameter comparisons (Panel B).</w:t>
+        <w:t xml:space="preserve">Figure 1 visualizes the primary invariance results through factor loadings (Panel A) and IRT item parameter comparisons (Panel B).</w:t>
       </w:r>
     </w:p>
     <w:p>
@@ -6050,7 +6050,7 @@
           <w:bCs/>
           <w:b/>
         </w:rPr>
-        <w:t xml:space="preserve">Figure 2</w:t>
+        <w:t xml:space="preserve">Figure 1</w:t>
       </w:r>
       <w:r>
         <w:t xml:space="preserve"> </w:t>
@@ -6974,7 +6974,7 @@
           <w:bCs/>
           <w:b/>
         </w:rPr>
-        <w:t xml:space="preserve">Figure 4</w:t>
+        <w:t xml:space="preserve">Figure 3</w:t>
       </w:r>
       <w:r>
         <w:t xml:space="preserve"> </w:t>
@@ -7170,7 +7170,7 @@
         <w:pStyle w:val="BodyText"/>
       </w:pPr>
       <w:r>
-        <w:t xml:space="preserve">Figure 5 visualizes the substantive triviality of the ideology–HPT relationship through predicted marginal effects from the uncontrolled (H1) and controlled (H2) models. Both prediction lines are essentially flat across the full range of observed FR-LF scores, with nearly complete overlap between models.</w:t>
+        <w:t xml:space="preserve">Figure 4 visualizes the substantive triviality of the ideology–HPT relationship through predicted marginal effects from the uncontrolled (H1) and controlled (H2) models. Both prediction lines are essentially flat across the full range of observed FR-LF scores, with nearly complete overlap between models.</w:t>
       </w:r>
     </w:p>
     <w:p>
@@ -7185,7 +7185,7 @@
           <w:bCs/>
           <w:b/>
         </w:rPr>
-        <w:t xml:space="preserve">Figure 5</w:t>
+        <w:t xml:space="preserve">Figure 4</w:t>
       </w:r>
       <w:r>
         <w:t xml:space="preserve"> </w:t>
@@ -8434,7 +8434,7 @@
         <w:pStyle w:val="FirstParagraph"/>
       </w:pPr>
       <w:r>
-        <w:t xml:space="preserve">This study tested whether the Hartmann and Hasselhorn (2008) HPT instrument exhibits ideological contamination within the range of right-authoritarian attitudes typical of Czech secondary classrooms (základní školy and gymnázia). Across every analysis reported here, no detectable contamination was found. Neither of the preregistered hypotheses was supported. Right-authoritarian ideology, measured by both the FR-LF mini and the KSA-3, was unrelated to HPT scores at the bivariate level (</w:t>
+        <w:t xml:space="preserve">This study tested whether the Hartmann and Hasselhorn (2008) HPT instrument exhibits ideological contamination within the range of right-authoritarian attitudes typical of Czech secondary classrooms. Across every analysis reported here, no detectable contamination was found. Neither of the preregistered hypotheses was supported. Right-authoritarian ideology, measured by both the FR-LF mini and the KSA-3, was unrelated to HPT scores at the bivariate level (</w:t>
       </w:r>
       <w:r>
         <w:rPr>
@@ -8552,7 +8552,7 @@
         <w:pStyle w:val="FirstParagraph"/>
       </w:pPr>
       <w:r>
-        <w:t xml:space="preserve">A finding of no association between ideology and HPT scores is theoretically informative, but several alternative mechanisms could account for the null result independently of the instrument’s validity. We consider four such explanations.</w:t>
+        <w:t xml:space="preserve">A finding of no association between ideology and HPT scores is theoretically informative, but several alternative mechanisms could account for the null result independently of the instrument’s validity. We consider five such explanations.</w:t>
       </w:r>
     </w:p>
     <w:p>
@@ -8723,6 +8723,24 @@
         <w:pStyle w:val="BodyText"/>
       </w:pPr>
       <w:r>
+        <w:rPr>
+          <w:bCs/>
+          <w:b/>
+        </w:rPr>
+        <w:t xml:space="preserve">Dual-process separation hypothesis.</w:t>
+      </w:r>
+      <w:r>
+        <w:t xml:space="preserve"> </w:t>
+      </w:r>
+      <w:r>
+        <w:t xml:space="preserve">Ideological attitudes and contextualized historical reasoning may draw on partially independent cognitive systems. On this view, endorsement of right-authoritarian positions (as captured by explicit self-report) operates primarily at the level of declarative political attitudes, whereas HPT performance recruits situation-model construction and perspective-coordination processes that are more closely allied with narrative comprehension than with attitudinal expression (Britt et al., 1999). If so, the two systems need not interact even when their content is congruent, because the task activates historical reasoning pathways rather than attitude-retrieval pathways. This explanation is consistent with the broader literature on dual-process models of social cognition (Evans &amp; Stanovich, 2013) and would predict null associations specifically in structured assessment tasks that channel students into deliberative processing.</w:t>
+      </w:r>
+    </w:p>
+    <w:p>
+      <w:pPr>
+        <w:pStyle w:val="BodyText"/>
+      </w:pPr>
+      <w:r>
         <w:t xml:space="preserve">None of these alternatives can be definitively ruled out with the present data. Their co-existence does not undermine the practical conclusion — that the instrument shows no measurable ideological contamination in this sample — but it does caution against strong mechanistic interpretations of the null result.</w:t>
       </w:r>
     </w:p>
@@ -8867,7 +8885,7 @@
         <w:pStyle w:val="BodyText"/>
       </w:pPr>
       <w:r>
-        <w:t xml:space="preserve">This interpretation has two important implications. First, it reinforces the discriminant validity of the instrument: ideology does not inflate HPT performance through sympathy, but certain authoritarian cognitive characteristics may be associated with genuine difficulty in the perspective-taking task. Second, it suggests that a truly comprehensive model of ideology–HPT relationships should test both pathways simultaneously, as they may produce opposing effects that cancel in aggregate analyses. The present data provides initial evidence consistent with the rigidity pathway, but a confirmatory test would require preregistered directional predictions and ideally a direct measure of cognitive closure or integrative complexity.</w:t>
+        <w:t xml:space="preserve">This interpretation has two important implications. First, it reinforces the discriminant validity of the instrument: ideology does not inflate HPT performance through sympathy, but certain authoritarian cognitive characteristics may be associated with genuine difficulty in the perspective-taking task. Second, it suggests that a truly comprehensive model of ideology–HPT relationships should test both pathways simultaneously, as they may produce opposing effects that cancel in aggregate analyses. The present data provides initial evidence consistent with the rigidity pathway, but a confirmatory test would require preregistered directional predictions and ideally a direct measure of cognitive closure or integrative complexity. Importantly, this exploratory finding does not alter the primary confirmatory conclusions of the study: it concerns a different mechanism (rigidity, not congruence) and a different direction of effect (lower, not higher HPT scores) than the preregistered contamination hypothesis.</w:t>
       </w:r>
     </w:p>
     <w:bookmarkEnd w:id="59"/>
@@ -10374,7 +10392,7 @@
           <w:bCs/>
           <w:b/>
         </w:rPr>
-        <w:t xml:space="preserve">Figure 2.</w:t>
+        <w:t xml:space="preserve">Figure 1.</w:t>
       </w:r>
       <w:r>
         <w:t xml:space="preserve"> </w:t>
@@ -10414,7 +10432,7 @@
           <w:bCs/>
           <w:b/>
         </w:rPr>
-        <w:t xml:space="preserve">Figure 3.</w:t>
+        <w:t xml:space="preserve">Figure 2.</w:t>
       </w:r>
       <w:r>
         <w:t xml:space="preserve"> </w:t>
@@ -10444,7 +10462,7 @@
           <w:bCs/>
           <w:b/>
         </w:rPr>
-        <w:t xml:space="preserve">Figure 4.</w:t>
+        <w:t xml:space="preserve">Figure 3.</w:t>
       </w:r>
       <w:r>
         <w:t xml:space="preserve"> </w:t>
@@ -10506,7 +10524,7 @@
           <w:bCs/>
           <w:b/>
         </w:rPr>
-        <w:t xml:space="preserve">Figure 5.</w:t>
+        <w:t xml:space="preserve">Figure 4.</w:t>
       </w:r>
       <w:r>
         <w:t xml:space="preserve"> </w:t>
